--- a/docs/rockconnect-features.docx
+++ b/docs/rockconnect-features.docx
@@ -337,7 +337,7 @@
                 <w:b w:val="0"/>
                 <w:sz w:val="21"/>
               </w:rPr>
-              <w:t>653 automated tests pass; 9 database migrations; every rule checked by breaking it on purpose</w:t>
+              <w:t>707 automated tests pass; 11 database migrations; every rule checked by breaking it on purpose</w:t>
             </w:r>
           </w:p>
         </w:tc>
@@ -1099,7 +1099,7 @@
                 <w:b w:val="0"/>
                 <w:sz w:val="19"/>
               </w:rPr>
-              <w:t>Look and feel</w:t>
+              <w:t>Private accounts</w:t>
             </w:r>
           </w:p>
         </w:tc>
@@ -1122,7 +1122,7 @@
                 <w:b w:val="0"/>
                 <w:sz w:val="19"/>
               </w:rPr>
-              <w:t>Light yellow-and-white theme, Inter Light type, phone friendly, white-label</w:t>
+              <w:t>Be findable but share posts and plans only with people you accept</w:t>
             </w:r>
           </w:p>
         </w:tc>
@@ -1169,6 +1169,75 @@
                 <w:b w:val="0"/>
                 <w:sz w:val="19"/>
               </w:rPr>
+              <w:t>Look and feel</w:t>
+            </w:r>
+          </w:p>
+        </w:tc>
+        <w:tc>
+          <w:tcPr>
+            <w:tcW w:type="dxa" w:w="5472"/>
+          </w:tcPr>
+          <w:p>
+            <w:pPr>
+              <w:spacing w:after="20"/>
+            </w:pPr>
+            <w:r>
+              <w:rPr>
+                <w:sz w:val="19"/>
+              </w:rPr>
+            </w:r>
+            <w:r>
+              <w:rPr>
+                <w:b w:val="0"/>
+                <w:sz w:val="19"/>
+              </w:rPr>
+              <w:t>Light yellow-and-white theme, Inter Light type, an always-visible icon menu, phone friendly, white-label</w:t>
+            </w:r>
+          </w:p>
+        </w:tc>
+        <w:tc>
+          <w:tcPr>
+            <w:tcW w:type="dxa" w:w="1872"/>
+          </w:tcPr>
+          <w:p>
+            <w:pPr>
+              <w:spacing w:after="20"/>
+            </w:pPr>
+            <w:r>
+              <w:rPr>
+                <w:sz w:val="19"/>
+              </w:rPr>
+            </w:r>
+            <w:r>
+              <w:rPr>
+                <w:b w:val="0"/>
+                <w:sz w:val="19"/>
+              </w:rPr>
+              <w:t>Built</w:t>
+            </w:r>
+          </w:p>
+        </w:tc>
+      </w:tr>
+      <w:tr>
+        <w:tc>
+          <w:tcPr>
+            <w:tcW w:type="dxa" w:w="2304"/>
+            <w:shd w:val="clear" w:color="auto" w:fill="FFFBEA"/>
+          </w:tcPr>
+          <w:p>
+            <w:pPr>
+              <w:spacing w:after="20"/>
+            </w:pPr>
+            <w:r>
+              <w:rPr>
+                <w:sz w:val="19"/>
+              </w:rPr>
+            </w:r>
+            <w:r>
+              <w:rPr>
+                <w:b w:val="0"/>
+                <w:sz w:val="19"/>
+              </w:rPr>
               <w:t>JSON API v1</w:t>
             </w:r>
           </w:p>
@@ -1176,6 +1245,7 @@
         <w:tc>
           <w:tcPr>
             <w:tcW w:type="dxa" w:w="5472"/>
+            <w:shd w:val="clear" w:color="auto" w:fill="FFFBEA"/>
           </w:tcPr>
           <w:p>
             <w:pPr>
@@ -1198,6 +1268,7 @@
         <w:tc>
           <w:tcPr>
             <w:tcW w:type="dxa" w:w="1872"/>
+            <w:shd w:val="clear" w:color="auto" w:fill="FFFBEA"/>
           </w:tcPr>
           <w:p>
             <w:pPr>
@@ -1222,6 +1293,74 @@
         <w:tc>
           <w:tcPr>
             <w:tcW w:type="dxa" w:w="2304"/>
+          </w:tcPr>
+          <w:p>
+            <w:pPr>
+              <w:spacing w:after="20"/>
+            </w:pPr>
+            <w:r>
+              <w:rPr>
+                <w:sz w:val="19"/>
+              </w:rPr>
+            </w:r>
+            <w:r>
+              <w:rPr>
+                <w:b w:val="0"/>
+                <w:sz w:val="19"/>
+              </w:rPr>
+              <w:t>Confirm-first sign-up</w:t>
+            </w:r>
+          </w:p>
+        </w:tc>
+        <w:tc>
+          <w:tcPr>
+            <w:tcW w:type="dxa" w:w="5472"/>
+          </w:tcPr>
+          <w:p>
+            <w:pPr>
+              <w:spacing w:after="20"/>
+            </w:pPr>
+            <w:r>
+              <w:rPr>
+                <w:sz w:val="19"/>
+              </w:rPr>
+            </w:r>
+            <w:r>
+              <w:rPr>
+                <w:b w:val="0"/>
+                <w:sz w:val="19"/>
+              </w:rPr>
+              <w:t>No account exists until the link mailed to the address is opened; throw-away mailboxes refused</w:t>
+            </w:r>
+          </w:p>
+        </w:tc>
+        <w:tc>
+          <w:tcPr>
+            <w:tcW w:type="dxa" w:w="1872"/>
+          </w:tcPr>
+          <w:p>
+            <w:pPr>
+              <w:spacing w:after="20"/>
+            </w:pPr>
+            <w:r>
+              <w:rPr>
+                <w:sz w:val="19"/>
+              </w:rPr>
+            </w:r>
+            <w:r>
+              <w:rPr>
+                <w:b w:val="0"/>
+                <w:sz w:val="19"/>
+              </w:rPr>
+              <w:t>Built (switches on with a mail server)</w:t>
+            </w:r>
+          </w:p>
+        </w:tc>
+      </w:tr>
+      <w:tr>
+        <w:tc>
+          <w:tcPr>
+            <w:tcW w:type="dxa" w:w="2304"/>
             <w:shd w:val="clear" w:color="auto" w:fill="FFFBEA"/>
           </w:tcPr>
           <w:p>
@@ -1238,7 +1377,7 @@
                 <w:b w:val="0"/>
                 <w:sz w:val="19"/>
               </w:rPr>
-              <w:t>Login email gate</w:t>
+              <w:t>Landing = gigs near you</w:t>
             </w:r>
           </w:p>
         </w:tc>
@@ -1261,7 +1400,7 @@
                 <w:b w:val="0"/>
                 <w:sz w:val="19"/>
               </w:rPr>
-              <w:t>Block sign-in until the email is confirmed</w:t>
+              <w:t>After sign-in, open on gigs near the member</w:t>
             </w:r>
           </w:p>
         </w:tc>
@@ -1269,74 +1408,6 @@
           <w:tcPr>
             <w:tcW w:type="dxa" w:w="1872"/>
             <w:shd w:val="clear" w:color="auto" w:fill="FFFBEA"/>
-          </w:tcPr>
-          <w:p>
-            <w:pPr>
-              <w:spacing w:after="20"/>
-            </w:pPr>
-            <w:r>
-              <w:rPr>
-                <w:sz w:val="19"/>
-              </w:rPr>
-            </w:r>
-            <w:r>
-              <w:rPr>
-                <w:b w:val="0"/>
-                <w:sz w:val="19"/>
-              </w:rPr>
-              <w:t>Planned (next)</w:t>
-            </w:r>
-          </w:p>
-        </w:tc>
-      </w:tr>
-      <w:tr>
-        <w:tc>
-          <w:tcPr>
-            <w:tcW w:type="dxa" w:w="2304"/>
-          </w:tcPr>
-          <w:p>
-            <w:pPr>
-              <w:spacing w:after="20"/>
-            </w:pPr>
-            <w:r>
-              <w:rPr>
-                <w:sz w:val="19"/>
-              </w:rPr>
-            </w:r>
-            <w:r>
-              <w:rPr>
-                <w:b w:val="0"/>
-                <w:sz w:val="19"/>
-              </w:rPr>
-              <w:t>Landing = gigs near you</w:t>
-            </w:r>
-          </w:p>
-        </w:tc>
-        <w:tc>
-          <w:tcPr>
-            <w:tcW w:type="dxa" w:w="5472"/>
-          </w:tcPr>
-          <w:p>
-            <w:pPr>
-              <w:spacing w:after="20"/>
-            </w:pPr>
-            <w:r>
-              <w:rPr>
-                <w:sz w:val="19"/>
-              </w:rPr>
-            </w:r>
-            <w:r>
-              <w:rPr>
-                <w:b w:val="0"/>
-                <w:sz w:val="19"/>
-              </w:rPr>
-              <w:t>After sign-in, open on gigs near the member</w:t>
-            </w:r>
-          </w:p>
-        </w:tc>
-        <w:tc>
-          <w:tcPr>
-            <w:tcW w:type="dxa" w:w="1872"/>
           </w:tcPr>
           <w:p>
             <w:pPr>
@@ -1431,13 +1502,31 @@
         <w:rPr>
           <w:b/>
         </w:rPr>
-        <w:t>Email:</w:t>
+        <w:t>Confirm-first sign-up.</w:t>
       </w:r>
       <w:r>
         <w:rPr>
           <w:b w:val="0"/>
         </w:rPr>
-        <w:t xml:space="preserve"> a confirmation link at sign-up, a resend button, forgotten-password reset with single-use expiring tokens. Until email confirmation is required the link is printed in the terminal (development).</w:t>
+        <w:t xml:space="preserve"> With email confirmation switched on (automatic once a mail server is configured), signing up does not create an account: the form is checked, the password hashed, and a link is mailed. The account is created only when that link is opened (a button, so mail scanners cannot use it up); the link works once and expires after 24 hours, then the waiting sign-up is deleted. Nobody can sign in or be seen before that, and usernames are not reserved, so fake addresses cannot squat names. Throw-away mailbox services are refused, and "send the link again" is rate-limited and gives the same answer whether or not an address is waiting.</w:t>
+      </w:r>
+    </w:p>
+    <w:p>
+      <w:pPr>
+        <w:pStyle w:val="ListBullet"/>
+        <w:spacing w:after="40"/>
+      </w:pPr>
+      <w:r>
+        <w:rPr>
+          <w:b/>
+        </w:rPr>
+        <w:t>Existing members</w:t>
+      </w:r>
+      <w:r>
+        <w:rPr>
+          <w:b w:val="0"/>
+        </w:rPr>
+        <w:t xml:space="preserve"> keep working; an unconfirmed older address only blocks posting, commenting and messaging. Forgotten-password reset uses single-use expiring links too. Without a mail server (development) the link is printed in the terminal.</w:t>
       </w:r>
     </w:p>
     <w:p>
@@ -2603,6 +2692,180 @@
         <w:pStyle w:val="Heading2"/>
       </w:pPr>
       <w:r>
+        <w:t>Private accounts</w:t>
+      </w:r>
+    </w:p>
+    <w:p>
+      <w:r>
+        <w:rPr>
+          <w:b w:val="0"/>
+          <w:i w:val="0"/>
+        </w:rPr>
+        <w:t>A member can switch on Private account in Edit profile. They stay visible on the platform (people search, who-is-going lists and a profile with name, picture, bio, what they play and follower counts), but their posts, photos, comments, gig comments, gig announcements and plans are only for the members they accept.</w:t>
+      </w:r>
+    </w:p>
+    <w:p>
+      <w:pPr>
+        <w:pStyle w:val="ListBullet"/>
+        <w:spacing w:after="40"/>
+      </w:pPr>
+      <w:r>
+        <w:rPr>
+          <w:b/>
+        </w:rPr>
+        <w:t>Following becomes a request.</w:t>
+      </w:r>
+      <w:r>
+        <w:rPr>
+          <w:b w:val="0"/>
+        </w:rPr>
+        <w:t xml:space="preserve"> The button reads "Request to follow", then "Requested" (press again to withdraw). The owner is told in Alerts and finds the waiting requests under their picture, in "Follow requests", where they accept (the requester is told) or decline (silent).</w:t>
+      </w:r>
+    </w:p>
+    <w:p>
+      <w:pPr>
+        <w:pStyle w:val="ListBullet"/>
+        <w:spacing w:after="40"/>
+      </w:pPr>
+      <w:r>
+        <w:rPr>
+          <w:b/>
+        </w:rPr>
+        <w:t>Hidden everywhere</w:t>
+      </w:r>
+      <w:r>
+        <w:rPr>
+          <w:b w:val="0"/>
+        </w:rPr>
+        <w:t>, not just on the profile: the feed, the profile wall, a post's own page, the gig board, gigs near you, the discussion under a gig, who-is-going lists, and even the photo link itself, which stops working for strangers. A private RSVP is still counted ("12 going") but not named.</w:t>
+      </w:r>
+    </w:p>
+    <w:p>
+      <w:pPr>
+        <w:pStyle w:val="ListBullet"/>
+        <w:spacing w:after="40"/>
+      </w:pPr>
+      <w:r>
+        <w:rPr>
+          <w:b w:val="0"/>
+        </w:rPr>
+        <w:t>People who already followed keep access when an account turns private; turning private off lets everyone who is waiting in. Blocking removes follows and requests both ways, and "is going" alerts only reach accepted followers.</w:t>
+      </w:r>
+    </w:p>
+    <w:p>
+      <w:pPr>
+        <w:jc w:val="center"/>
+      </w:pPr>
+      <w:r>
+        <w:drawing>
+          <wp:inline xmlns:a="http://schemas.openxmlformats.org/drawingml/2006/main" xmlns:pic="http://schemas.openxmlformats.org/drawingml/2006/picture">
+            <wp:extent cx="2834640" cy="1795272"/>
+            <wp:docPr id="5" name="Picture 5"/>
+            <wp:cNvGraphicFramePr>
+              <a:graphicFrameLocks noChangeAspect="1"/>
+            </wp:cNvGraphicFramePr>
+            <a:graphic>
+              <a:graphicData uri="http://schemas.openxmlformats.org/drawingml/2006/picture">
+                <pic:pic>
+                  <pic:nvPicPr>
+                    <pic:cNvPr id="0" name="private-profile.png"/>
+                    <pic:cNvPicPr/>
+                  </pic:nvPicPr>
+                  <pic:blipFill>
+                    <a:blip r:embed="rId14"/>
+                    <a:stretch>
+                      <a:fillRect/>
+                    </a:stretch>
+                  </pic:blipFill>
+                  <pic:spPr>
+                    <a:xfrm>
+                      <a:off x="0" y="0"/>
+                      <a:ext cx="2834640" cy="1795272"/>
+                    </a:xfrm>
+                    <a:prstGeom prst="rect"/>
+                  </pic:spPr>
+                </pic:pic>
+              </a:graphicData>
+            </a:graphic>
+          </wp:inline>
+        </w:drawing>
+      </w:r>
+    </w:p>
+    <w:p>
+      <w:pPr>
+        <w:spacing w:after="160"/>
+        <w:jc w:val="center"/>
+      </w:pPr>
+      <w:r>
+        <w:rPr>
+          <w:b w:val="0"/>
+          <w:i/>
+          <w:color w:val="5C5B63"/>
+          <w:sz w:val="18"/>
+        </w:rPr>
+        <w:t>What a stranger sees on a private profile: the basics, and a request button instead of the posts.</w:t>
+      </w:r>
+    </w:p>
+    <w:p>
+      <w:pPr>
+        <w:keepNext/>
+        <w:jc w:val="center"/>
+      </w:pPr>
+      <w:r>
+        <w:drawing>
+          <wp:inline xmlns:a="http://schemas.openxmlformats.org/drawingml/2006/main" xmlns:pic="http://schemas.openxmlformats.org/drawingml/2006/picture">
+            <wp:extent cx="4572000" cy="2895600"/>
+            <wp:docPr id="6" name="Picture 6"/>
+            <wp:cNvGraphicFramePr>
+              <a:graphicFrameLocks noChangeAspect="1"/>
+            </wp:cNvGraphicFramePr>
+            <a:graphic>
+              <a:graphicData uri="http://schemas.openxmlformats.org/drawingml/2006/picture">
+                <pic:pic>
+                  <pic:nvPicPr>
+                    <pic:cNvPr id="0" name="follow-requests.png"/>
+                    <pic:cNvPicPr/>
+                  </pic:nvPicPr>
+                  <pic:blipFill>
+                    <a:blip r:embed="rId15"/>
+                    <a:stretch>
+                      <a:fillRect/>
+                    </a:stretch>
+                  </pic:blipFill>
+                  <pic:spPr>
+                    <a:xfrm>
+                      <a:off x="0" y="0"/>
+                      <a:ext cx="4572000" cy="2895600"/>
+                    </a:xfrm>
+                    <a:prstGeom prst="rect"/>
+                  </pic:spPr>
+                </pic:pic>
+              </a:graphicData>
+            </a:graphic>
+          </wp:inline>
+        </w:drawing>
+      </w:r>
+    </w:p>
+    <w:p>
+      <w:pPr>
+        <w:spacing w:after="200"/>
+        <w:jc w:val="center"/>
+      </w:pPr>
+      <w:r>
+        <w:rPr>
+          <w:b w:val="0"/>
+          <w:i/>
+          <w:color w:val="5C5B63"/>
+          <w:sz w:val="18"/>
+        </w:rPr>
+        <w:t>The owner's Follow requests page: accept or decline.</w:t>
+      </w:r>
+    </w:p>
+    <w:p>
+      <w:pPr>
+        <w:pStyle w:val="Heading2"/>
+      </w:pPr>
+      <w:r>
         <w:t>Talk about this gig</w:t>
       </w:r>
     </w:p>
@@ -2627,7 +2890,7 @@
         <w:drawing>
           <wp:inline xmlns:a="http://schemas.openxmlformats.org/drawingml/2006/main" xmlns:pic="http://schemas.openxmlformats.org/drawingml/2006/picture">
             <wp:extent cx="4937760" cy="3538728"/>
-            <wp:docPr id="5" name="Picture 5"/>
+            <wp:docPr id="7" name="Picture 7"/>
             <wp:cNvGraphicFramePr>
               <a:graphicFrameLocks noChangeAspect="1"/>
             </wp:cNvGraphicFramePr>
@@ -2639,7 +2902,7 @@
                     <pic:cNvPicPr/>
                   </pic:nvPicPr>
                   <pic:blipFill>
-                    <a:blip r:embed="rId14"/>
+                    <a:blip r:embed="rId16"/>
                     <a:stretch>
                       <a:fillRect/>
                     </a:stretch>
@@ -2752,7 +3015,7 @@
         <w:drawing>
           <wp:inline xmlns:a="http://schemas.openxmlformats.org/drawingml/2006/main" xmlns:pic="http://schemas.openxmlformats.org/drawingml/2006/picture">
             <wp:extent cx="4937760" cy="3538728"/>
-            <wp:docPr id="6" name="Picture 6"/>
+            <wp:docPr id="8" name="Picture 8"/>
             <wp:cNvGraphicFramePr>
               <a:graphicFrameLocks noChangeAspect="1"/>
             </wp:cNvGraphicFramePr>
@@ -2764,7 +3027,7 @@
                     <pic:cNvPicPr/>
                   </pic:nvPicPr>
                   <pic:blipFill>
-                    <a:blip r:embed="rId15"/>
+                    <a:blip r:embed="rId17"/>
                     <a:stretch>
                       <a:fillRect/>
                     </a:stretch>
@@ -2946,7 +3209,7 @@
         <w:drawing>
           <wp:inline xmlns:a="http://schemas.openxmlformats.org/drawingml/2006/main" xmlns:pic="http://schemas.openxmlformats.org/drawingml/2006/picture">
             <wp:extent cx="4937760" cy="3291840"/>
-            <wp:docPr id="7" name="Picture 7"/>
+            <wp:docPr id="9" name="Picture 9"/>
             <wp:cNvGraphicFramePr>
               <a:graphicFrameLocks noChangeAspect="1"/>
             </wp:cNvGraphicFramePr>
@@ -2958,7 +3221,7 @@
                     <pic:cNvPicPr/>
                   </pic:nvPicPr>
                   <pic:blipFill>
-                    <a:blip r:embed="rId16"/>
+                    <a:blip r:embed="rId18"/>
                     <a:stretch>
                       <a:fillRect/>
                     </a:stretch>
@@ -3128,7 +3391,7 @@
         <w:drawing>
           <wp:inline xmlns:a="http://schemas.openxmlformats.org/drawingml/2006/main" xmlns:pic="http://schemas.openxmlformats.org/drawingml/2006/picture">
             <wp:extent cx="4937760" cy="3538728"/>
-            <wp:docPr id="8" name="Picture 8"/>
+            <wp:docPr id="10" name="Picture 10"/>
             <wp:cNvGraphicFramePr>
               <a:graphicFrameLocks noChangeAspect="1"/>
             </wp:cNvGraphicFramePr>
@@ -3140,7 +3403,7 @@
                     <pic:cNvPicPr/>
                   </pic:nvPicPr>
                   <pic:blipFill>
-                    <a:blip r:embed="rId17"/>
+                    <a:blip r:embed="rId19"/>
                     <a:stretch>
                       <a:fillRect/>
                     </a:stretch>
@@ -3312,6 +3575,24 @@
         <w:rPr>
           <w:b/>
         </w:rPr>
+        <w:t>Icon menu, always visible.</w:t>
+      </w:r>
+      <w:r>
+        <w:rPr>
+          <w:b w:val="0"/>
+        </w:rPr>
+        <w:t xml:space="preserve"> The main menu is a row of icons (Feed, Gigs, Messages, People, Alerts, plus Admin or Moderate for staff), centred in the top bar between the logo and your picture, that never collapses into a hamburger button, on desktop or phone. The current page is highlighted, badges sit on the icons, every icon has a tooltip and a name for screen readers, and Account, My gigs and Sign out live in the menu under your picture. The search box shows on wide screens; on a phone the People icon opens search.</w:t>
+      </w:r>
+    </w:p>
+    <w:p>
+      <w:pPr>
+        <w:pStyle w:val="ListBullet"/>
+        <w:spacing w:after="40"/>
+      </w:pPr>
+      <w:r>
+        <w:rPr>
+          <w:b/>
+        </w:rPr>
         <w:t>Design:</w:t>
       </w:r>
       <w:r>
@@ -3330,7 +3611,7 @@
         <w:rPr>
           <w:b w:val="0"/>
         </w:rPr>
-        <w:t xml:space="preserve"> type everywhere. Works on phones; the menu collapses on narrower screens.</w:t>
+        <w:t xml:space="preserve"> type everywhere. Page titles and the line under them are centred on every page, while cards, posts and forms keep left-aligned text so they stay easy to read. Works on phones.</w:t>
       </w:r>
     </w:p>
     <w:p>
@@ -3419,7 +3700,7 @@
         <w:drawing>
           <wp:inline xmlns:a="http://schemas.openxmlformats.org/drawingml/2006/main" xmlns:pic="http://schemas.openxmlformats.org/drawingml/2006/picture">
             <wp:extent cx="2103120" cy="4314092"/>
-            <wp:docPr id="9" name="Picture 9"/>
+            <wp:docPr id="11" name="Picture 11"/>
             <wp:cNvGraphicFramePr>
               <a:graphicFrameLocks noChangeAspect="1"/>
             </wp:cNvGraphicFramePr>
@@ -3431,7 +3712,7 @@
                     <pic:cNvPicPr/>
                   </pic:nvPicPr>
                   <pic:blipFill>
-                    <a:blip r:embed="rId18"/>
+                    <a:blip r:embed="rId20"/>
                     <a:stretch>
                       <a:fillRect/>
                     </a:stretch>
@@ -3529,7 +3810,7 @@
         <w:rPr>
           <w:b w:val="0"/>
         </w:rPr>
-        <w:t xml:space="preserve"> gigs nearby (one uniform shape for every source), going and attendees, people search, my gigs, lists, follows, alerts, gig comments, plus the website cookie for sign-in today.</w:t>
+        <w:t xml:space="preserve"> gigs nearby (one uniform shape for every source), going and attendees, people search, my gigs, lists, follows and follow requests, alerts, gig comments, plus the website cookie for sign-in today.</w:t>
       </w:r>
     </w:p>
     <w:p>
@@ -3556,6 +3837,114 @@
       </w:pPr>
       <w:r>
         <w:t>11. Running it</w:t>
+      </w:r>
+    </w:p>
+    <w:p>
+      <w:pPr>
+        <w:jc w:val="center"/>
+      </w:pPr>
+      <w:r>
+        <w:drawing>
+          <wp:inline xmlns:a="http://schemas.openxmlformats.org/drawingml/2006/main" xmlns:pic="http://schemas.openxmlformats.org/drawingml/2006/picture">
+            <wp:extent cx="5669280" cy="755904"/>
+            <wp:docPr id="12" name="Picture 12"/>
+            <wp:cNvGraphicFramePr>
+              <a:graphicFrameLocks noChangeAspect="1"/>
+            </wp:cNvGraphicFramePr>
+            <a:graphic>
+              <a:graphicData uri="http://schemas.openxmlformats.org/drawingml/2006/picture">
+                <pic:pic>
+                  <pic:nvPicPr>
+                    <pic:cNvPr id="0" name="nav_admin_1200.png"/>
+                    <pic:cNvPicPr/>
+                  </pic:nvPicPr>
+                  <pic:blipFill>
+                    <a:blip r:embed="rId21"/>
+                    <a:stretch>
+                      <a:fillRect/>
+                    </a:stretch>
+                  </pic:blipFill>
+                  <pic:spPr>
+                    <a:xfrm>
+                      <a:off x="0" y="0"/>
+                      <a:ext cx="5669280" cy="755904"/>
+                    </a:xfrm>
+                    <a:prstGeom prst="rect"/>
+                  </pic:spPr>
+                </pic:pic>
+              </a:graphicData>
+            </a:graphic>
+          </wp:inline>
+        </w:drawing>
+      </w:r>
+    </w:p>
+    <w:p>
+      <w:pPr>
+        <w:spacing w:after="120"/>
+        <w:jc w:val="center"/>
+      </w:pPr>
+      <w:r>
+        <w:rPr>
+          <w:b w:val="0"/>
+          <w:i/>
+          <w:color w:val="5C5B63"/>
+          <w:sz w:val="18"/>
+        </w:rPr>
+        <w:t>The menu on a desktop, for an admin (the shield icon and its badge are only for staff).</w:t>
+      </w:r>
+    </w:p>
+    <w:p>
+      <w:pPr>
+        <w:jc w:val="center"/>
+      </w:pPr>
+      <w:r>
+        <w:drawing>
+          <wp:inline xmlns:a="http://schemas.openxmlformats.org/drawingml/2006/main" xmlns:pic="http://schemas.openxmlformats.org/drawingml/2006/picture">
+            <wp:extent cx="2377440" cy="2011680"/>
+            <wp:docPr id="13" name="Picture 13"/>
+            <wp:cNvGraphicFramePr>
+              <a:graphicFrameLocks noChangeAspect="1"/>
+            </wp:cNvGraphicFramePr>
+            <a:graphic>
+              <a:graphicData uri="http://schemas.openxmlformats.org/drawingml/2006/picture">
+                <pic:pic>
+                  <pic:nvPicPr>
+                    <pic:cNvPr id="0" name="nav_dropdown_390.png"/>
+                    <pic:cNvPicPr/>
+                  </pic:nvPicPr>
+                  <pic:blipFill>
+                    <a:blip r:embed="rId22"/>
+                    <a:stretch>
+                      <a:fillRect/>
+                    </a:stretch>
+                  </pic:blipFill>
+                  <pic:spPr>
+                    <a:xfrm>
+                      <a:off x="0" y="0"/>
+                      <a:ext cx="2377440" cy="2011680"/>
+                    </a:xfrm>
+                    <a:prstGeom prst="rect"/>
+                  </pic:spPr>
+                </pic:pic>
+              </a:graphicData>
+            </a:graphic>
+          </wp:inline>
+        </w:drawing>
+      </w:r>
+    </w:p>
+    <w:p>
+      <w:pPr>
+        <w:spacing w:after="200"/>
+        <w:jc w:val="center"/>
+      </w:pPr>
+      <w:r>
+        <w:rPr>
+          <w:b w:val="0"/>
+          <w:i/>
+          <w:color w:val="5C5B63"/>
+          <w:sz w:val="18"/>
+        </w:rPr>
+        <w:t>On a phone: all icons stay on one row, and the picture opens profile, My gigs, Account and Sign out.</w:t>
       </w:r>
     </w:p>
     <w:tbl>
@@ -3970,7 +4359,7 @@
         <w:rPr>
           <w:b w:val="0"/>
         </w:rPr>
-        <w:t xml:space="preserve"> 26 tables, 9 Alembic migrations (0001-0009); a test fails if the code and the migrations drift apart.</w:t>
+        <w:t xml:space="preserve"> 28 tables, 11 Alembic migrations (0001-0011); a test fails if the code and the migrations drift apart.</w:t>
       </w:r>
     </w:p>
     <w:p>
@@ -4023,7 +4412,7 @@
         <w:rPr>
           <w:b/>
         </w:rPr>
-        <w:t>653 automated tests</w:t>
+        <w:t>707 automated tests</w:t>
       </w:r>
       <w:r>
         <w:rPr>
@@ -4174,7 +4563,7 @@
                 <w:b w:val="0"/>
                 <w:sz w:val="19"/>
               </w:rPr>
-              <w:t>Email confirmation before sign-in</w:t>
+              <w:t>Remove a follower</w:t>
             </w:r>
           </w:p>
         </w:tc>
@@ -4196,7 +4585,7 @@
                 <w:b w:val="0"/>
                 <w:sz w:val="19"/>
               </w:rPr>
-              <w:t>Today confirmation only gates posting, commenting and messaging, and only when SMTP is configured. Planned: block sign-in until confirmed.</w:t>
+              <w:t>A private member can decline requests and block people, but there is no one-click "remove this follower" yet.</w:t>
             </w:r>
           </w:p>
         </w:tc>
@@ -4244,7 +4633,7 @@
                 <w:b w:val="0"/>
                 <w:sz w:val="19"/>
               </w:rPr>
-              <w:t>Needs an SMTP provider and SPF/DKIM records; not yet set up or tested with real mail.</w:t>
+              <w:t>The confirm-first sign-up is built and tested, but it needs an SMTP provider and SPF/DKIM records to run for real: not yet set up or tried with real mail.</w:t>
             </w:r>
           </w:p>
         </w:tc>
@@ -4664,7 +5053,7 @@
         <w:rPr>
           <w:b w:val="0"/>
         </w:rPr>
-        <w:t>Set up a real mail sender, then build the email confirmation gate for sign-in.</w:t>
+        <w:t>Set up a real mail sender (then the confirm-first sign-up is live) and try it with real addresses.</w:t>
       </w:r>
     </w:p>
     <w:p>
@@ -5170,7 +5559,7 @@
                 <w:b w:val="0"/>
                 <w:sz w:val="19"/>
               </w:rPr>
-              <w:t>Schema (26 tables) and Alembic migrations</w:t>
+              <w:t>Schema (28 tables) and Alembic migrations</w:t>
             </w:r>
           </w:p>
         </w:tc>
